--- a/2026/Fall/Introduction to International Commerce/TIS1002_syllabus_2026Fall.docx
+++ b/2026/Fall/Introduction to International Commerce/TIS1002_syllabus_2026Fall.docx
@@ -1083,16 +1083,6 @@
         </w:tc>
       </w:tr>
     </w:tbl>
-    <w:p>
-      <w:pPr>
-        <w:pStyle w:val="a"/>
-        <w:snapToGrid/>
-        <w:spacing w:line="240" w:lineRule="auto"/>
-        <w:rPr>
-          <w:rFonts w:asciiTheme="minorHAnsi" w:eastAsiaTheme="minorHAnsi"/>
-        </w:rPr>
-      </w:pPr>
-    </w:p>
     <w:p>
       <w:pPr>
         <w:pStyle w:val="a"/>
@@ -1796,7 +1786,7 @@
       </w:tr>
       <w:tr>
         <w:trPr>
-          <w:trHeight w:val="1332"/>
+          <w:trHeight w:val="249"/>
         </w:trPr>
         <w:tc>
           <w:tcPr>
@@ -2372,12 +2362,18 @@
               <w:pStyle w:val="a"/>
               <w:wordWrap/>
               <w:spacing w:line="240" w:lineRule="auto"/>
-              <w:jc w:val="center"/>
               <w:rPr>
                 <w:rFonts w:asciiTheme="minorHAnsi" w:eastAsiaTheme="minorHAnsi"/>
                 <w:sz w:val="4"/>
               </w:rPr>
             </w:pPr>
+            <w:r>
+              <w:rPr>
+                <w:rFonts w:asciiTheme="minorHAnsi" w:eastAsiaTheme="minorHAnsi"/>
+                <w:szCs w:val="52"/>
+              </w:rPr>
+              <w:t>Geppert School students will be evaluated separately from students from other departments and exchange students.</w:t>
+            </w:r>
           </w:p>
         </w:tc>
       </w:tr>
@@ -5188,7 +5184,7 @@
           <w:sz w:val="28"/>
           <w:szCs w:val="28"/>
         </w:rPr>
-        <w:t>1</w:t>
+        <w:t>2</w:t>
       </w:r>
       <w:r>
         <w:rPr>
@@ -5210,7 +5206,7 @@
           <w:sz w:val="28"/>
           <w:szCs w:val="28"/>
         </w:rPr>
-        <w:t>July</w:t>
+        <w:t>August</w:t>
       </w:r>
       <w:r>
         <w:rPr>
@@ -5232,7 +5228,7 @@
           <w:sz w:val="28"/>
           <w:szCs w:val="28"/>
         </w:rPr>
-        <w:t>27</w:t>
+        <w:t>31</w:t>
       </w:r>
       <w:r>
         <w:rPr>
